--- a/00-首页/题组Word/初赛模拟卷（老·I~IX）/真题版式/初赛模拟卷VI（非有机·学生版·真题版式）.docx
+++ b/00-首页/题组Word/初赛模拟卷（老·I~IX）/真题版式/初赛模拟卷VI（非有机·学生版·真题版式）.docx
@@ -6091,7 +6091,7 @@
       <w:r>
         <w:drawing>
           <wp:inline>
-            <wp:extent cx="3600000" cy="849999"/>
+            <wp:extent cx="2520000" cy="594999"/>
             <wp:effectExtent b="0" l="0" r="0" t="0"/>
             <wp:docPr descr="" title="" id="24" name="Picture"/>
             <a:graphic>
@@ -6112,7 +6112,7 @@
                   <pic:spPr bwMode="auto">
                     <a:xfrm>
                       <a:off x="0" y="0"/>
-                      <a:ext cx="3600000" cy="849999"/>
+                      <a:ext cx="2520000" cy="594999"/>
                     </a:xfrm>
                     <a:prstGeom prst="rect">
                       <a:avLst/>
@@ -8292,7 +8292,7 @@
       <w:r>
         <w:drawing>
           <wp:inline>
-            <wp:extent cx="3600000" cy="1512285"/>
+            <wp:extent cx="2520000" cy="1058599"/>
             <wp:effectExtent b="0" l="0" r="0" t="0"/>
             <wp:docPr descr="" title="" id="29" name="Picture"/>
             <a:graphic>
@@ -8313,7 +8313,7 @@
                   <pic:spPr bwMode="auto">
                     <a:xfrm>
                       <a:off x="0" y="0"/>
-                      <a:ext cx="3600000" cy="1512285"/>
+                      <a:ext cx="2520000" cy="1058599"/>
                     </a:xfrm>
                     <a:prstGeom prst="rect">
                       <a:avLst/>
@@ -8829,7 +8829,7 @@
       <w:r>
         <w:drawing>
           <wp:inline>
-            <wp:extent cx="3240000" cy="4425962"/>
+            <wp:extent cx="1475801" cy="2015999"/>
             <wp:effectExtent b="0" l="0" r="0" t="0"/>
             <wp:docPr descr="" title="" id="34" name="Picture"/>
             <a:graphic>
@@ -8850,7 +8850,7 @@
                   <pic:spPr bwMode="auto">
                     <a:xfrm>
                       <a:off x="0" y="0"/>
-                      <a:ext cx="3240000" cy="4425962"/>
+                      <a:ext cx="1475801" cy="2015999"/>
                     </a:xfrm>
                     <a:prstGeom prst="rect">
                       <a:avLst/>
@@ -8900,7 +8900,7 @@
       <w:r>
         <w:drawing>
           <wp:inline>
-            <wp:extent cx="2520000" cy="4630344"/>
+            <wp:extent cx="1293104" cy="2376000"/>
             <wp:effectExtent b="0" l="0" r="0" t="0"/>
             <wp:docPr descr="" title="" id="37" name="Picture"/>
             <a:graphic>
@@ -8921,7 +8921,7 @@
                   <pic:spPr bwMode="auto">
                     <a:xfrm>
                       <a:off x="0" y="0"/>
-                      <a:ext cx="2520000" cy="4630344"/>
+                      <a:ext cx="1293104" cy="2376000"/>
                     </a:xfrm>
                     <a:prstGeom prst="rect">
                       <a:avLst/>
@@ -10843,7 +10843,7 @@
       <w:r>
         <w:drawing>
           <wp:inline>
-            <wp:extent cx="2520000" cy="4689686"/>
+            <wp:extent cx="1276742" cy="2376000"/>
             <wp:effectExtent b="0" l="0" r="0" t="0"/>
             <wp:docPr descr="" title="" id="40" name="Picture"/>
             <a:graphic>
@@ -10864,7 +10864,7 @@
                   <pic:spPr bwMode="auto">
                     <a:xfrm>
                       <a:off x="0" y="0"/>
-                      <a:ext cx="2520000" cy="4689686"/>
+                      <a:ext cx="1276742" cy="2376000"/>
                     </a:xfrm>
                     <a:prstGeom prst="rect">
                       <a:avLst/>
@@ -10892,7 +10892,7 @@
       <w:r>
         <w:drawing>
           <wp:inline>
-            <wp:extent cx="3240000" cy="4538219"/>
+            <wp:extent cx="1439295" cy="2015999"/>
             <wp:effectExtent b="0" l="0" r="0" t="0"/>
             <wp:docPr descr="" title="" id="43" name="Picture"/>
             <a:graphic>
@@ -10913,7 +10913,7 @@
                   <pic:spPr bwMode="auto">
                     <a:xfrm>
                       <a:off x="0" y="0"/>
-                      <a:ext cx="3240000" cy="4538219"/>
+                      <a:ext cx="1439295" cy="2015999"/>
                     </a:xfrm>
                     <a:prstGeom prst="rect">
                       <a:avLst/>
@@ -11034,7 +11034,7 @@
       <w:r>
         <w:drawing>
           <wp:inline>
-            <wp:extent cx="3240000" cy="3968456"/>
+            <wp:extent cx="1645939" cy="2015999"/>
             <wp:effectExtent b="0" l="0" r="0" t="0"/>
             <wp:docPr descr="" title="" id="47" name="Picture"/>
             <a:graphic>
@@ -11055,7 +11055,7 @@
                   <pic:spPr bwMode="auto">
                     <a:xfrm>
                       <a:off x="0" y="0"/>
-                      <a:ext cx="3240000" cy="3968456"/>
+                      <a:ext cx="1645939" cy="2015999"/>
                     </a:xfrm>
                     <a:prstGeom prst="rect">
                       <a:avLst/>
@@ -11216,7 +11216,7 @@
       <w:r>
         <w:drawing>
           <wp:inline>
-            <wp:extent cx="3240000" cy="3909966"/>
+            <wp:extent cx="1670561" cy="2015999"/>
             <wp:effectExtent b="0" l="0" r="0" t="0"/>
             <wp:docPr descr="" title="" id="50" name="Picture"/>
             <a:graphic>
@@ -11237,7 +11237,7 @@
                   <pic:spPr bwMode="auto">
                     <a:xfrm>
                       <a:off x="0" y="0"/>
-                      <a:ext cx="3240000" cy="3909966"/>
+                      <a:ext cx="1670561" cy="2015999"/>
                     </a:xfrm>
                     <a:prstGeom prst="rect">
                       <a:avLst/>
@@ -12705,7 +12705,7 @@
       <w:r>
         <w:drawing>
           <wp:inline>
-            <wp:extent cx="3600000" cy="1412925"/>
+            <wp:extent cx="2520000" cy="989048"/>
             <wp:effectExtent b="0" l="0" r="0" t="0"/>
             <wp:docPr descr="" title="" id="55" name="Picture"/>
             <a:graphic>
@@ -12726,7 +12726,7 @@
                   <pic:spPr bwMode="auto">
                     <a:xfrm>
                       <a:off x="0" y="0"/>
-                      <a:ext cx="3600000" cy="1412925"/>
+                      <a:ext cx="2520000" cy="989048"/>
                     </a:xfrm>
                     <a:prstGeom prst="rect">
                       <a:avLst/>
@@ -15492,7 +15492,7 @@
       <w:r>
         <w:drawing>
           <wp:inline>
-            <wp:extent cx="2311400" cy="2514600"/>
+            <wp:extent cx="1853090" cy="2015999"/>
             <wp:effectExtent b="0" l="0" r="0" t="0"/>
             <wp:docPr descr="" title="" id="61" name="Picture"/>
             <a:graphic>
@@ -15513,7 +15513,7 @@
                   <pic:spPr bwMode="auto">
                     <a:xfrm>
                       <a:off x="0" y="0"/>
-                      <a:ext cx="2311400" cy="2514600"/>
+                      <a:ext cx="1853090" cy="2015999"/>
                     </a:xfrm>
                     <a:prstGeom prst="rect">
                       <a:avLst/>
@@ -17188,7 +17188,7 @@
       <w:r>
         <w:drawing>
           <wp:inline>
-            <wp:extent cx="3600000" cy="606122"/>
+            <wp:extent cx="2520000" cy="424285"/>
             <wp:effectExtent b="0" l="0" r="0" t="0"/>
             <wp:docPr descr="" title="" id="66" name="Picture"/>
             <a:graphic>
@@ -17209,7 +17209,7 @@
                   <pic:spPr bwMode="auto">
                     <a:xfrm>
                       <a:off x="0" y="0"/>
-                      <a:ext cx="3600000" cy="606122"/>
+                      <a:ext cx="2520000" cy="424285"/>
                     </a:xfrm>
                     <a:prstGeom prst="rect">
                       <a:avLst/>
@@ -17689,7 +17689,7 @@
       <w:r>
         <w:drawing>
           <wp:inline>
-            <wp:extent cx="1800000" cy="1610526"/>
+            <wp:extent cx="723900" cy="647700"/>
             <wp:effectExtent b="0" l="0" r="0" t="0"/>
             <wp:docPr descr="" title="" id="70" name="Picture"/>
             <a:graphic>
@@ -17710,7 +17710,7 @@
                   <pic:spPr bwMode="auto">
                     <a:xfrm>
                       <a:off x="0" y="0"/>
-                      <a:ext cx="1800000" cy="1610526"/>
+                      <a:ext cx="723900" cy="647700"/>
                     </a:xfrm>
                     <a:prstGeom prst="rect">
                       <a:avLst/>
@@ -17738,7 +17738,7 @@
       <w:r>
         <w:drawing>
           <wp:inline>
-            <wp:extent cx="1800000" cy="6514285"/>
+            <wp:extent cx="656526" cy="2376000"/>
             <wp:effectExtent b="0" l="0" r="0" t="0"/>
             <wp:docPr descr="" title="" id="73" name="Picture"/>
             <a:graphic>
@@ -17759,7 +17759,7 @@
                   <pic:spPr bwMode="auto">
                     <a:xfrm>
                       <a:off x="0" y="0"/>
-                      <a:ext cx="1800000" cy="6514285"/>
+                      <a:ext cx="656526" cy="2376000"/>
                     </a:xfrm>
                     <a:prstGeom prst="rect">
                       <a:avLst/>
